--- a/outputs/core-business-assessment/2026-10-08-core-business-assessment-stage2-expansion.docx
+++ b/outputs/core-business-assessment/2026-10-08-core-business-assessment-stage2-expansion.docx
@@ -134,23 +134,25 @@
           <w:sz w:val="18"/>
           <w:szCs w:val="18"/>
         </w:rPr>
-        <w:t xml:space="preserve">  (0 of 10 items)</w:t>
-      </w:r>
-    </w:p>
-    <w:p>
-      <w:pPr>
-        <w:spacing w:after="90"/>
-        <w:ind w:left="360"/>
-      </w:pPr>
-      <w:r>
-        <w:rPr>
-          <w:i/>
-          <w:iCs/>
-          <w:color w:val="555555"/>
-          <w:sz w:val="20"/>
-          <w:szCs w:val="20"/>
-        </w:rPr>
-        <w:t xml:space="preserve">No items from this section fell primarily into this stage.</w:t>
+        <w:t xml:space="preserve">  (1 of 10 items)</w:t>
+      </w:r>
+    </w:p>
+    <w:p>
+      <w:pPr>
+        <w:pStyle w:val="ListParagraph"/>
+        <w:numPr>
+          <w:ilvl w:val="0"/>
+          <w:numId w:val="1"/>
+        </w:numPr>
+        <w:spacing w:after="90"/>
+        <w:ind w:left="360"/>
+      </w:pPr>
+      <w:r>
+        <w:rPr>
+          <w:sz w:val="21"/>
+          <w:szCs w:val="21"/>
+        </w:rPr>
+        <w:t xml:space="preserve">I have identified key growth strategies that produce a competitive advantage and direct my decisions.</w:t>
       </w:r>
     </w:p>
     <w:p>
@@ -244,7 +246,7 @@
           <w:sz w:val="18"/>
           <w:szCs w:val="18"/>
         </w:rPr>
-        <w:t xml:space="preserve">  (1 of 10 items)</w:t>
+        <w:t xml:space="preserve">  (2 of 10 items)</w:t>
       </w:r>
     </w:p>
     <w:p>
@@ -263,6 +265,24 @@
           <w:szCs w:val="21"/>
         </w:rPr>
         <w:t xml:space="preserve">I manage the touch points of customer contact (i.e., personal interactions, telephone interactions, web site, word of mouth, etc.) to ascertain a consistent brand experience.</w:t>
+      </w:r>
+    </w:p>
+    <w:p>
+      <w:pPr>
+        <w:pStyle w:val="ListParagraph"/>
+        <w:numPr>
+          <w:ilvl w:val="0"/>
+          <w:numId w:val="1"/>
+        </w:numPr>
+        <w:spacing w:after="90"/>
+        <w:ind w:left="360"/>
+      </w:pPr>
+      <w:r>
+        <w:rPr>
+          <w:sz w:val="21"/>
+          <w:szCs w:val="21"/>
+        </w:rPr>
+        <w:t xml:space="preserve">I regularly evaluate the effectiveness of my marketing efforts to determine which methods provide the greatest rate of return.</w:t>
       </w:r>
     </w:p>
     <w:p>
